--- a/public/modelos/folha-alteracoes-plantao-november.docx
+++ b/public/modelos/folha-alteracoes-plantao-november.docx
@@ -251,6 +251,396 @@
                 <w:rFonts w:ascii="Arial" w:hAnsi="Arial"/>
                 <w:sz w:val="18"/>
               </w:rPr>
+              <w:t xml:space="preserve">10</w:t>
+            </w:r>
+          </w:p>
+        </w:tc>
+        <w:tc>
+          <w:tcPr>
+            <w:tcW w:w="1700" w:type="dxa"/>
+            <w:vAlign w:val="center"/>
+          </w:tcPr>
+          <w:p>
+            <w:pPr>
+              <w:jc w:val="center"/>
+              <w:spacing w:after="20" w:before="20" w:line="240" w:lineRule="auto"/>
+            </w:pPr>
+            <w:r>
+              <w:rPr>
+                <w:rFonts w:ascii="Arial" w:hAnsi="Arial"/>
+                <w:sz w:val="18"/>
+              </w:rPr>
+              <w:t xml:space="preserve">AL CFO PM</w:t>
+            </w:r>
+          </w:p>
+        </w:tc>
+        <w:tc>
+          <w:tcPr>
+            <w:tcW w:w="4500" w:type="dxa"/>
+            <w:vAlign w:val="center"/>
+          </w:tcPr>
+          <w:p>
+            <w:pPr>
+              <w:jc w:val="left"/>
+              <w:spacing w:after="20" w:before="20" w:line="240" w:lineRule="auto"/>
+            </w:pPr>
+            <w:r>
+              <w:rPr>
+                <w:rFonts w:ascii="Arial" w:hAnsi="Arial"/>
+                <w:sz w:val="18"/>
+              </w:rPr>
+              <w:t xml:space="preserve">ERICK</w:t>
+            </w:r>
+          </w:p>
+        </w:tc>
+        <w:tc>
+          <w:tcPr>
+            <w:tcW w:w="2500" w:type="dxa"/>
+            <w:vAlign w:val="center"/>
+          </w:tcPr>
+          <w:p>
+            <w:pPr>
+              <w:jc w:val="left"/>
+              <w:spacing w:after="20" w:before="20" w:line="240" w:lineRule="auto"/>
+            </w:pPr>
+            <w:r>
+              <w:rPr>
+                <w:rFonts w:ascii="Arial" w:hAnsi="Arial"/>
+                <w:sz w:val="18"/>
+              </w:rPr>
+              <w:t xml:space="preserve"/>
+            </w:r>
+          </w:p>
+        </w:tc>
+      </w:tr>
+      <w:tr>
+        <w:tc>
+          <w:tcPr>
+            <w:tcW w:w="900" w:type="dxa"/>
+            <w:vAlign w:val="center"/>
+          </w:tcPr>
+          <w:p>
+            <w:pPr>
+              <w:jc w:val="center"/>
+              <w:spacing w:after="20" w:before="20" w:line="240" w:lineRule="auto"/>
+            </w:pPr>
+            <w:r>
+              <w:rPr>
+                <w:rFonts w:ascii="Arial" w:hAnsi="Arial"/>
+                <w:sz w:val="18"/>
+              </w:rPr>
+              <w:t xml:space="preserve">18</w:t>
+            </w:r>
+          </w:p>
+        </w:tc>
+        <w:tc>
+          <w:tcPr>
+            <w:tcW w:w="1700" w:type="dxa"/>
+            <w:vAlign w:val="center"/>
+          </w:tcPr>
+          <w:p>
+            <w:pPr>
+              <w:jc w:val="center"/>
+              <w:spacing w:after="20" w:before="20" w:line="240" w:lineRule="auto"/>
+            </w:pPr>
+            <w:r>
+              <w:rPr>
+                <w:rFonts w:ascii="Arial" w:hAnsi="Arial"/>
+                <w:sz w:val="18"/>
+              </w:rPr>
+              <w:t xml:space="preserve">AL CFO PM</w:t>
+            </w:r>
+          </w:p>
+        </w:tc>
+        <w:tc>
+          <w:tcPr>
+            <w:tcW w:w="4500" w:type="dxa"/>
+            <w:vAlign w:val="center"/>
+          </w:tcPr>
+          <w:p>
+            <w:pPr>
+              <w:jc w:val="left"/>
+              <w:spacing w:after="20" w:before="20" w:line="240" w:lineRule="auto"/>
+            </w:pPr>
+            <w:r>
+              <w:rPr>
+                <w:rFonts w:ascii="Arial" w:hAnsi="Arial"/>
+                <w:sz w:val="18"/>
+              </w:rPr>
+              <w:t xml:space="preserve">FERNANDA BISPO</w:t>
+            </w:r>
+          </w:p>
+        </w:tc>
+        <w:tc>
+          <w:tcPr>
+            <w:tcW w:w="2500" w:type="dxa"/>
+            <w:vAlign w:val="center"/>
+          </w:tcPr>
+          <w:p>
+            <w:pPr>
+              <w:jc w:val="left"/>
+              <w:spacing w:after="20" w:before="20" w:line="240" w:lineRule="auto"/>
+            </w:pPr>
+            <w:r>
+              <w:rPr>
+                <w:rFonts w:ascii="Arial" w:hAnsi="Arial"/>
+                <w:sz w:val="18"/>
+              </w:rPr>
+              <w:t xml:space="preserve"/>
+            </w:r>
+          </w:p>
+        </w:tc>
+      </w:tr>
+      <w:tr>
+        <w:tc>
+          <w:tcPr>
+            <w:tcW w:w="900" w:type="dxa"/>
+            <w:vAlign w:val="center"/>
+          </w:tcPr>
+          <w:p>
+            <w:pPr>
+              <w:jc w:val="center"/>
+              <w:spacing w:after="20" w:before="20" w:line="240" w:lineRule="auto"/>
+            </w:pPr>
+            <w:r>
+              <w:rPr>
+                <w:rFonts w:ascii="Arial" w:hAnsi="Arial"/>
+                <w:sz w:val="18"/>
+              </w:rPr>
+              <w:t xml:space="preserve">22</w:t>
+            </w:r>
+          </w:p>
+        </w:tc>
+        <w:tc>
+          <w:tcPr>
+            <w:tcW w:w="1700" w:type="dxa"/>
+            <w:vAlign w:val="center"/>
+          </w:tcPr>
+          <w:p>
+            <w:pPr>
+              <w:jc w:val="center"/>
+              <w:spacing w:after="20" w:before="20" w:line="240" w:lineRule="auto"/>
+            </w:pPr>
+            <w:r>
+              <w:rPr>
+                <w:rFonts w:ascii="Arial" w:hAnsi="Arial"/>
+                <w:sz w:val="18"/>
+              </w:rPr>
+              <w:t xml:space="preserve">AL CFO PM</w:t>
+            </w:r>
+          </w:p>
+        </w:tc>
+        <w:tc>
+          <w:tcPr>
+            <w:tcW w:w="4500" w:type="dxa"/>
+            <w:vAlign w:val="center"/>
+          </w:tcPr>
+          <w:p>
+            <w:pPr>
+              <w:jc w:val="left"/>
+              <w:spacing w:after="20" w:before="20" w:line="240" w:lineRule="auto"/>
+            </w:pPr>
+            <w:r>
+              <w:rPr>
+                <w:rFonts w:ascii="Arial" w:hAnsi="Arial"/>
+                <w:sz w:val="18"/>
+              </w:rPr>
+              <w:t xml:space="preserve">WILLIAN SANTOS</w:t>
+            </w:r>
+          </w:p>
+        </w:tc>
+        <w:tc>
+          <w:tcPr>
+            <w:tcW w:w="2500" w:type="dxa"/>
+            <w:vAlign w:val="center"/>
+          </w:tcPr>
+          <w:p>
+            <w:pPr>
+              <w:jc w:val="left"/>
+              <w:spacing w:after="20" w:before="20" w:line="240" w:lineRule="auto"/>
+            </w:pPr>
+            <w:r>
+              <w:rPr>
+                <w:rFonts w:ascii="Arial" w:hAnsi="Arial"/>
+                <w:sz w:val="18"/>
+              </w:rPr>
+              <w:t xml:space="preserve"/>
+            </w:r>
+          </w:p>
+        </w:tc>
+      </w:tr>
+      <w:tr>
+        <w:tc>
+          <w:tcPr>
+            <w:tcW w:w="900" w:type="dxa"/>
+            <w:vAlign w:val="center"/>
+          </w:tcPr>
+          <w:p>
+            <w:pPr>
+              <w:jc w:val="center"/>
+              <w:spacing w:after="20" w:before="20" w:line="240" w:lineRule="auto"/>
+            </w:pPr>
+            <w:r>
+              <w:rPr>
+                <w:rFonts w:ascii="Arial" w:hAnsi="Arial"/>
+                <w:sz w:val="18"/>
+              </w:rPr>
+              <w:t xml:space="preserve">31</w:t>
+            </w:r>
+          </w:p>
+        </w:tc>
+        <w:tc>
+          <w:tcPr>
+            <w:tcW w:w="1700" w:type="dxa"/>
+            <w:vAlign w:val="center"/>
+          </w:tcPr>
+          <w:p>
+            <w:pPr>
+              <w:jc w:val="center"/>
+              <w:spacing w:after="20" w:before="20" w:line="240" w:lineRule="auto"/>
+            </w:pPr>
+            <w:r>
+              <w:rPr>
+                <w:rFonts w:ascii="Arial" w:hAnsi="Arial"/>
+                <w:sz w:val="18"/>
+              </w:rPr>
+              <w:t xml:space="preserve">AL CFO PM</w:t>
+            </w:r>
+          </w:p>
+        </w:tc>
+        <w:tc>
+          <w:tcPr>
+            <w:tcW w:w="4500" w:type="dxa"/>
+            <w:vAlign w:val="center"/>
+          </w:tcPr>
+          <w:p>
+            <w:pPr>
+              <w:jc w:val="left"/>
+              <w:spacing w:after="20" w:before="20" w:line="240" w:lineRule="auto"/>
+            </w:pPr>
+            <w:r>
+              <w:rPr>
+                <w:rFonts w:ascii="Arial" w:hAnsi="Arial"/>
+                <w:sz w:val="18"/>
+              </w:rPr>
+              <w:t xml:space="preserve">ROMÉRIO</w:t>
+            </w:r>
+          </w:p>
+        </w:tc>
+        <w:tc>
+          <w:tcPr>
+            <w:tcW w:w="2500" w:type="dxa"/>
+            <w:vAlign w:val="center"/>
+          </w:tcPr>
+          <w:p>
+            <w:pPr>
+              <w:jc w:val="left"/>
+              <w:spacing w:after="20" w:before="20" w:line="240" w:lineRule="auto"/>
+            </w:pPr>
+            <w:r>
+              <w:rPr>
+                <w:rFonts w:ascii="Arial" w:hAnsi="Arial"/>
+                <w:sz w:val="18"/>
+              </w:rPr>
+              <w:t xml:space="preserve"/>
+            </w:r>
+          </w:p>
+        </w:tc>
+      </w:tr>
+      <w:tr>
+        <w:tc>
+          <w:tcPr>
+            <w:tcW w:w="900" w:type="dxa"/>
+            <w:vAlign w:val="center"/>
+          </w:tcPr>
+          <w:p>
+            <w:pPr>
+              <w:jc w:val="center"/>
+              <w:spacing w:after="20" w:before="20" w:line="240" w:lineRule="auto"/>
+            </w:pPr>
+            <w:r>
+              <w:rPr>
+                <w:rFonts w:ascii="Arial" w:hAnsi="Arial"/>
+                <w:sz w:val="18"/>
+              </w:rPr>
+              <w:t xml:space="preserve">52</w:t>
+            </w:r>
+          </w:p>
+        </w:tc>
+        <w:tc>
+          <w:tcPr>
+            <w:tcW w:w="1700" w:type="dxa"/>
+            <w:vAlign w:val="center"/>
+          </w:tcPr>
+          <w:p>
+            <w:pPr>
+              <w:jc w:val="center"/>
+              <w:spacing w:after="20" w:before="20" w:line="240" w:lineRule="auto"/>
+            </w:pPr>
+            <w:r>
+              <w:rPr>
+                <w:rFonts w:ascii="Arial" w:hAnsi="Arial"/>
+                <w:sz w:val="18"/>
+              </w:rPr>
+              <w:t xml:space="preserve">AL CFO PM</w:t>
+            </w:r>
+          </w:p>
+        </w:tc>
+        <w:tc>
+          <w:tcPr>
+            <w:tcW w:w="4500" w:type="dxa"/>
+            <w:vAlign w:val="center"/>
+          </w:tcPr>
+          <w:p>
+            <w:pPr>
+              <w:jc w:val="left"/>
+              <w:spacing w:after="20" w:before="20" w:line="240" w:lineRule="auto"/>
+            </w:pPr>
+            <w:r>
+              <w:rPr>
+                <w:rFonts w:ascii="Arial" w:hAnsi="Arial"/>
+                <w:sz w:val="18"/>
+              </w:rPr>
+              <w:t xml:space="preserve">JAMILLE</w:t>
+            </w:r>
+          </w:p>
+        </w:tc>
+        <w:tc>
+          <w:tcPr>
+            <w:tcW w:w="2500" w:type="dxa"/>
+            <w:vAlign w:val="center"/>
+          </w:tcPr>
+          <w:p>
+            <w:pPr>
+              <w:jc w:val="left"/>
+              <w:spacing w:after="20" w:before="20" w:line="240" w:lineRule="auto"/>
+            </w:pPr>
+            <w:r>
+              <w:rPr>
+                <w:rFonts w:ascii="Arial" w:hAnsi="Arial"/>
+                <w:sz w:val="18"/>
+              </w:rPr>
+              <w:t xml:space="preserve"/>
+            </w:r>
+          </w:p>
+        </w:tc>
+      </w:tr>
+      <w:tr>
+        <w:tc>
+          <w:tcPr>
+            <w:tcW w:w="900" w:type="dxa"/>
+            <w:vAlign w:val="center"/>
+          </w:tcPr>
+          <w:p>
+            <w:pPr>
+              <w:jc w:val="center"/>
+              <w:spacing w:after="20" w:before="20" w:line="240" w:lineRule="auto"/>
+            </w:pPr>
+            <w:r>
+              <w:rPr>
+                <w:rFonts w:ascii="Arial" w:hAnsi="Arial"/>
+                <w:sz w:val="18"/>
+              </w:rPr>
               <w:t xml:space="preserve">55</w:t>
             </w:r>
           </w:p>
@@ -445,7 +835,1333 @@
                 <w:rFonts w:ascii="Arial" w:hAnsi="Arial"/>
                 <w:sz w:val="18"/>
               </w:rPr>
-              <w:t xml:space="preserve">ARAUJO JUNIOR</w:t>
+              <w:t xml:space="preserve">ARAÚJO JÚNIOR</w:t>
+            </w:r>
+          </w:p>
+        </w:tc>
+        <w:tc>
+          <w:tcPr>
+            <w:tcW w:w="2500" w:type="dxa"/>
+            <w:vAlign w:val="center"/>
+          </w:tcPr>
+          <w:p>
+            <w:pPr>
+              <w:jc w:val="left"/>
+              <w:spacing w:after="20" w:before="20" w:line="240" w:lineRule="auto"/>
+            </w:pPr>
+            <w:r>
+              <w:rPr>
+                <w:rFonts w:ascii="Arial" w:hAnsi="Arial"/>
+                <w:sz w:val="18"/>
+              </w:rPr>
+              <w:t xml:space="preserve"/>
+            </w:r>
+          </w:p>
+        </w:tc>
+      </w:tr>
+      <w:tr>
+        <w:tc>
+          <w:tcPr>
+            <w:tcW w:w="900" w:type="dxa"/>
+            <w:vAlign w:val="center"/>
+          </w:tcPr>
+          <w:p>
+            <w:pPr>
+              <w:jc w:val="center"/>
+              <w:spacing w:after="20" w:before="20" w:line="240" w:lineRule="auto"/>
+            </w:pPr>
+            <w:r>
+              <w:rPr>
+                <w:rFonts w:ascii="Arial" w:hAnsi="Arial"/>
+                <w:sz w:val="18"/>
+              </w:rPr>
+              <w:t xml:space="preserve">79</w:t>
+            </w:r>
+          </w:p>
+        </w:tc>
+        <w:tc>
+          <w:tcPr>
+            <w:tcW w:w="1700" w:type="dxa"/>
+            <w:vAlign w:val="center"/>
+          </w:tcPr>
+          <w:p>
+            <w:pPr>
+              <w:jc w:val="center"/>
+              <w:spacing w:after="20" w:before="20" w:line="240" w:lineRule="auto"/>
+            </w:pPr>
+            <w:r>
+              <w:rPr>
+                <w:rFonts w:ascii="Arial" w:hAnsi="Arial"/>
+                <w:sz w:val="18"/>
+              </w:rPr>
+              <w:t xml:space="preserve">AL CFO PM</w:t>
+            </w:r>
+          </w:p>
+        </w:tc>
+        <w:tc>
+          <w:tcPr>
+            <w:tcW w:w="4500" w:type="dxa"/>
+            <w:vAlign w:val="center"/>
+          </w:tcPr>
+          <w:p>
+            <w:pPr>
+              <w:jc w:val="left"/>
+              <w:spacing w:after="20" w:before="20" w:line="240" w:lineRule="auto"/>
+            </w:pPr>
+            <w:r>
+              <w:rPr>
+                <w:rFonts w:ascii="Arial" w:hAnsi="Arial"/>
+                <w:sz w:val="18"/>
+              </w:rPr>
+              <w:t xml:space="preserve">BRUNO HENRIQUE</w:t>
+            </w:r>
+          </w:p>
+        </w:tc>
+        <w:tc>
+          <w:tcPr>
+            <w:tcW w:w="2500" w:type="dxa"/>
+            <w:vAlign w:val="center"/>
+          </w:tcPr>
+          <w:p>
+            <w:pPr>
+              <w:jc w:val="left"/>
+              <w:spacing w:after="20" w:before="20" w:line="240" w:lineRule="auto"/>
+            </w:pPr>
+            <w:r>
+              <w:rPr>
+                <w:rFonts w:ascii="Arial" w:hAnsi="Arial"/>
+                <w:sz w:val="18"/>
+              </w:rPr>
+              <w:t xml:space="preserve"/>
+            </w:r>
+          </w:p>
+        </w:tc>
+      </w:tr>
+      <w:tr>
+        <w:tc>
+          <w:tcPr>
+            <w:tcW w:w="900" w:type="dxa"/>
+            <w:vAlign w:val="center"/>
+          </w:tcPr>
+          <w:p>
+            <w:pPr>
+              <w:jc w:val="center"/>
+              <w:spacing w:after="20" w:before="20" w:line="240" w:lineRule="auto"/>
+            </w:pPr>
+            <w:r>
+              <w:rPr>
+                <w:rFonts w:ascii="Arial" w:hAnsi="Arial"/>
+                <w:sz w:val="18"/>
+              </w:rPr>
+              <w:t xml:space="preserve">92</w:t>
+            </w:r>
+          </w:p>
+        </w:tc>
+        <w:tc>
+          <w:tcPr>
+            <w:tcW w:w="1700" w:type="dxa"/>
+            <w:vAlign w:val="center"/>
+          </w:tcPr>
+          <w:p>
+            <w:pPr>
+              <w:jc w:val="center"/>
+              <w:spacing w:after="20" w:before="20" w:line="240" w:lineRule="auto"/>
+            </w:pPr>
+            <w:r>
+              <w:rPr>
+                <w:rFonts w:ascii="Arial" w:hAnsi="Arial"/>
+                <w:sz w:val="18"/>
+              </w:rPr>
+              <w:t xml:space="preserve">AL CFO PM</w:t>
+            </w:r>
+          </w:p>
+        </w:tc>
+        <w:tc>
+          <w:tcPr>
+            <w:tcW w:w="4500" w:type="dxa"/>
+            <w:vAlign w:val="center"/>
+          </w:tcPr>
+          <w:p>
+            <w:pPr>
+              <w:jc w:val="left"/>
+              <w:spacing w:after="20" w:before="20" w:line="240" w:lineRule="auto"/>
+            </w:pPr>
+            <w:r>
+              <w:rPr>
+                <w:rFonts w:ascii="Arial" w:hAnsi="Arial"/>
+                <w:sz w:val="18"/>
+              </w:rPr>
+              <w:t xml:space="preserve">MOACIR</w:t>
+            </w:r>
+          </w:p>
+        </w:tc>
+        <w:tc>
+          <w:tcPr>
+            <w:tcW w:w="2500" w:type="dxa"/>
+            <w:vAlign w:val="center"/>
+          </w:tcPr>
+          <w:p>
+            <w:pPr>
+              <w:jc w:val="left"/>
+              <w:spacing w:after="20" w:before="20" w:line="240" w:lineRule="auto"/>
+            </w:pPr>
+            <w:r>
+              <w:rPr>
+                <w:rFonts w:ascii="Arial" w:hAnsi="Arial"/>
+                <w:sz w:val="18"/>
+              </w:rPr>
+              <w:t xml:space="preserve"/>
+            </w:r>
+          </w:p>
+        </w:tc>
+      </w:tr>
+      <w:tr>
+        <w:tc>
+          <w:tcPr>
+            <w:tcW w:w="900" w:type="dxa"/>
+            <w:vAlign w:val="center"/>
+          </w:tcPr>
+          <w:p>
+            <w:pPr>
+              <w:jc w:val="center"/>
+              <w:spacing w:after="20" w:before="20" w:line="240" w:lineRule="auto"/>
+            </w:pPr>
+            <w:r>
+              <w:rPr>
+                <w:rFonts w:ascii="Arial" w:hAnsi="Arial"/>
+                <w:sz w:val="18"/>
+              </w:rPr>
+              <w:t xml:space="preserve">110</w:t>
+            </w:r>
+          </w:p>
+        </w:tc>
+        <w:tc>
+          <w:tcPr>
+            <w:tcW w:w="1700" w:type="dxa"/>
+            <w:vAlign w:val="center"/>
+          </w:tcPr>
+          <w:p>
+            <w:pPr>
+              <w:jc w:val="center"/>
+              <w:spacing w:after="20" w:before="20" w:line="240" w:lineRule="auto"/>
+            </w:pPr>
+            <w:r>
+              <w:rPr>
+                <w:rFonts w:ascii="Arial" w:hAnsi="Arial"/>
+                <w:sz w:val="18"/>
+              </w:rPr>
+              <w:t xml:space="preserve">AL CFO PM</w:t>
+            </w:r>
+          </w:p>
+        </w:tc>
+        <w:tc>
+          <w:tcPr>
+            <w:tcW w:w="4500" w:type="dxa"/>
+            <w:vAlign w:val="center"/>
+          </w:tcPr>
+          <w:p>
+            <w:pPr>
+              <w:jc w:val="left"/>
+              <w:spacing w:after="20" w:before="20" w:line="240" w:lineRule="auto"/>
+            </w:pPr>
+            <w:r>
+              <w:rPr>
+                <w:rFonts w:ascii="Arial" w:hAnsi="Arial"/>
+                <w:sz w:val="18"/>
+              </w:rPr>
+              <w:t xml:space="preserve">WESLEY HENRIQUE</w:t>
+            </w:r>
+          </w:p>
+        </w:tc>
+        <w:tc>
+          <w:tcPr>
+            <w:tcW w:w="2500" w:type="dxa"/>
+            <w:vAlign w:val="center"/>
+          </w:tcPr>
+          <w:p>
+            <w:pPr>
+              <w:jc w:val="left"/>
+              <w:spacing w:after="20" w:before="20" w:line="240" w:lineRule="auto"/>
+            </w:pPr>
+            <w:r>
+              <w:rPr>
+                <w:rFonts w:ascii="Arial" w:hAnsi="Arial"/>
+                <w:sz w:val="18"/>
+              </w:rPr>
+              <w:t xml:space="preserve"/>
+            </w:r>
+          </w:p>
+        </w:tc>
+      </w:tr>
+      <w:tr>
+        <w:tc>
+          <w:tcPr>
+            <w:tcW w:w="900" w:type="dxa"/>
+            <w:vAlign w:val="center"/>
+          </w:tcPr>
+          <w:p>
+            <w:pPr>
+              <w:jc w:val="center"/>
+              <w:spacing w:after="20" w:before="20" w:line="240" w:lineRule="auto"/>
+            </w:pPr>
+            <w:r>
+              <w:rPr>
+                <w:rFonts w:ascii="Arial" w:hAnsi="Arial"/>
+                <w:sz w:val="18"/>
+              </w:rPr>
+              <w:t xml:space="preserve">115</w:t>
+            </w:r>
+          </w:p>
+        </w:tc>
+        <w:tc>
+          <w:tcPr>
+            <w:tcW w:w="1700" w:type="dxa"/>
+            <w:vAlign w:val="center"/>
+          </w:tcPr>
+          <w:p>
+            <w:pPr>
+              <w:jc w:val="center"/>
+              <w:spacing w:after="20" w:before="20" w:line="240" w:lineRule="auto"/>
+            </w:pPr>
+            <w:r>
+              <w:rPr>
+                <w:rFonts w:ascii="Arial" w:hAnsi="Arial"/>
+                <w:sz w:val="18"/>
+              </w:rPr>
+              <w:t xml:space="preserve">AL CFO PM</w:t>
+            </w:r>
+          </w:p>
+        </w:tc>
+        <w:tc>
+          <w:tcPr>
+            <w:tcW w:w="4500" w:type="dxa"/>
+            <w:vAlign w:val="center"/>
+          </w:tcPr>
+          <w:p>
+            <w:pPr>
+              <w:jc w:val="left"/>
+              <w:spacing w:after="20" w:before="20" w:line="240" w:lineRule="auto"/>
+            </w:pPr>
+            <w:r>
+              <w:rPr>
+                <w:rFonts w:ascii="Arial" w:hAnsi="Arial"/>
+                <w:sz w:val="18"/>
+              </w:rPr>
+              <w:t xml:space="preserve">EDUARDO GONÇALVES</w:t>
+            </w:r>
+          </w:p>
+        </w:tc>
+        <w:tc>
+          <w:tcPr>
+            <w:tcW w:w="2500" w:type="dxa"/>
+            <w:vAlign w:val="center"/>
+          </w:tcPr>
+          <w:p>
+            <w:pPr>
+              <w:jc w:val="left"/>
+              <w:spacing w:after="20" w:before="20" w:line="240" w:lineRule="auto"/>
+            </w:pPr>
+            <w:r>
+              <w:rPr>
+                <w:rFonts w:ascii="Arial" w:hAnsi="Arial"/>
+                <w:sz w:val="18"/>
+              </w:rPr>
+              <w:t xml:space="preserve"/>
+            </w:r>
+          </w:p>
+        </w:tc>
+      </w:tr>
+      <w:tr>
+        <w:tc>
+          <w:tcPr>
+            <w:tcW w:w="900" w:type="dxa"/>
+            <w:vAlign w:val="center"/>
+          </w:tcPr>
+          <w:p>
+            <w:pPr>
+              <w:jc w:val="center"/>
+              <w:spacing w:after="20" w:before="20" w:line="240" w:lineRule="auto"/>
+            </w:pPr>
+            <w:r>
+              <w:rPr>
+                <w:rFonts w:ascii="Arial" w:hAnsi="Arial"/>
+                <w:sz w:val="18"/>
+              </w:rPr>
+              <w:t xml:space="preserve">120</w:t>
+            </w:r>
+          </w:p>
+        </w:tc>
+        <w:tc>
+          <w:tcPr>
+            <w:tcW w:w="1700" w:type="dxa"/>
+            <w:vAlign w:val="center"/>
+          </w:tcPr>
+          <w:p>
+            <w:pPr>
+              <w:jc w:val="center"/>
+              <w:spacing w:after="20" w:before="20" w:line="240" w:lineRule="auto"/>
+            </w:pPr>
+            <w:r>
+              <w:rPr>
+                <w:rFonts w:ascii="Arial" w:hAnsi="Arial"/>
+                <w:sz w:val="18"/>
+              </w:rPr>
+              <w:t xml:space="preserve">AL CFO PM</w:t>
+            </w:r>
+          </w:p>
+        </w:tc>
+        <w:tc>
+          <w:tcPr>
+            <w:tcW w:w="4500" w:type="dxa"/>
+            <w:vAlign w:val="center"/>
+          </w:tcPr>
+          <w:p>
+            <w:pPr>
+              <w:jc w:val="left"/>
+              <w:spacing w:after="20" w:before="20" w:line="240" w:lineRule="auto"/>
+            </w:pPr>
+            <w:r>
+              <w:rPr>
+                <w:rFonts w:ascii="Arial" w:hAnsi="Arial"/>
+                <w:sz w:val="18"/>
+              </w:rPr>
+              <w:t xml:space="preserve">ADRIANO</w:t>
+            </w:r>
+          </w:p>
+        </w:tc>
+        <w:tc>
+          <w:tcPr>
+            <w:tcW w:w="2500" w:type="dxa"/>
+            <w:vAlign w:val="center"/>
+          </w:tcPr>
+          <w:p>
+            <w:pPr>
+              <w:jc w:val="left"/>
+              <w:spacing w:after="20" w:before="20" w:line="240" w:lineRule="auto"/>
+            </w:pPr>
+            <w:r>
+              <w:rPr>
+                <w:rFonts w:ascii="Arial" w:hAnsi="Arial"/>
+                <w:sz w:val="18"/>
+              </w:rPr>
+              <w:t xml:space="preserve"/>
+            </w:r>
+          </w:p>
+        </w:tc>
+      </w:tr>
+      <w:tr>
+        <w:tc>
+          <w:tcPr>
+            <w:tcW w:w="900" w:type="dxa"/>
+            <w:vAlign w:val="center"/>
+          </w:tcPr>
+          <w:p>
+            <w:pPr>
+              <w:jc w:val="center"/>
+              <w:spacing w:after="20" w:before="20" w:line="240" w:lineRule="auto"/>
+            </w:pPr>
+            <w:r>
+              <w:rPr>
+                <w:rFonts w:ascii="Arial" w:hAnsi="Arial"/>
+                <w:sz w:val="18"/>
+              </w:rPr>
+              <w:t xml:space="preserve">135</w:t>
+            </w:r>
+          </w:p>
+        </w:tc>
+        <w:tc>
+          <w:tcPr>
+            <w:tcW w:w="1700" w:type="dxa"/>
+            <w:vAlign w:val="center"/>
+          </w:tcPr>
+          <w:p>
+            <w:pPr>
+              <w:jc w:val="center"/>
+              <w:spacing w:after="20" w:before="20" w:line="240" w:lineRule="auto"/>
+            </w:pPr>
+            <w:r>
+              <w:rPr>
+                <w:rFonts w:ascii="Arial" w:hAnsi="Arial"/>
+                <w:sz w:val="18"/>
+              </w:rPr>
+              <w:t xml:space="preserve">AL CFO PM</w:t>
+            </w:r>
+          </w:p>
+        </w:tc>
+        <w:tc>
+          <w:tcPr>
+            <w:tcW w:w="4500" w:type="dxa"/>
+            <w:vAlign w:val="center"/>
+          </w:tcPr>
+          <w:p>
+            <w:pPr>
+              <w:jc w:val="left"/>
+              <w:spacing w:after="20" w:before="20" w:line="240" w:lineRule="auto"/>
+            </w:pPr>
+            <w:r>
+              <w:rPr>
+                <w:rFonts w:ascii="Arial" w:hAnsi="Arial"/>
+                <w:sz w:val="18"/>
+              </w:rPr>
+              <w:t xml:space="preserve">BELTRÃO</w:t>
+            </w:r>
+          </w:p>
+        </w:tc>
+        <w:tc>
+          <w:tcPr>
+            <w:tcW w:w="2500" w:type="dxa"/>
+            <w:vAlign w:val="center"/>
+          </w:tcPr>
+          <w:p>
+            <w:pPr>
+              <w:jc w:val="left"/>
+              <w:spacing w:after="20" w:before="20" w:line="240" w:lineRule="auto"/>
+            </w:pPr>
+            <w:r>
+              <w:rPr>
+                <w:rFonts w:ascii="Arial" w:hAnsi="Arial"/>
+                <w:sz w:val="18"/>
+              </w:rPr>
+              <w:t xml:space="preserve"/>
+            </w:r>
+          </w:p>
+        </w:tc>
+      </w:tr>
+      <w:tr>
+        <w:tc>
+          <w:tcPr>
+            <w:tcW w:w="900" w:type="dxa"/>
+            <w:vAlign w:val="center"/>
+          </w:tcPr>
+          <w:p>
+            <w:pPr>
+              <w:jc w:val="center"/>
+              <w:spacing w:after="20" w:before="20" w:line="240" w:lineRule="auto"/>
+            </w:pPr>
+            <w:r>
+              <w:rPr>
+                <w:rFonts w:ascii="Arial" w:hAnsi="Arial"/>
+                <w:sz w:val="18"/>
+              </w:rPr>
+              <w:t xml:space="preserve">139</w:t>
+            </w:r>
+          </w:p>
+        </w:tc>
+        <w:tc>
+          <w:tcPr>
+            <w:tcW w:w="1700" w:type="dxa"/>
+            <w:vAlign w:val="center"/>
+          </w:tcPr>
+          <w:p>
+            <w:pPr>
+              <w:jc w:val="center"/>
+              <w:spacing w:after="20" w:before="20" w:line="240" w:lineRule="auto"/>
+            </w:pPr>
+            <w:r>
+              <w:rPr>
+                <w:rFonts w:ascii="Arial" w:hAnsi="Arial"/>
+                <w:sz w:val="18"/>
+              </w:rPr>
+              <w:t xml:space="preserve">AL CFO PM</w:t>
+            </w:r>
+          </w:p>
+        </w:tc>
+        <w:tc>
+          <w:tcPr>
+            <w:tcW w:w="4500" w:type="dxa"/>
+            <w:vAlign w:val="center"/>
+          </w:tcPr>
+          <w:p>
+            <w:pPr>
+              <w:jc w:val="left"/>
+              <w:spacing w:after="20" w:before="20" w:line="240" w:lineRule="auto"/>
+            </w:pPr>
+            <w:r>
+              <w:rPr>
+                <w:rFonts w:ascii="Arial" w:hAnsi="Arial"/>
+                <w:sz w:val="18"/>
+              </w:rPr>
+              <w:t xml:space="preserve">GLEYDSON</w:t>
+            </w:r>
+          </w:p>
+        </w:tc>
+        <w:tc>
+          <w:tcPr>
+            <w:tcW w:w="2500" w:type="dxa"/>
+            <w:vAlign w:val="center"/>
+          </w:tcPr>
+          <w:p>
+            <w:pPr>
+              <w:jc w:val="left"/>
+              <w:spacing w:after="20" w:before="20" w:line="240" w:lineRule="auto"/>
+            </w:pPr>
+            <w:r>
+              <w:rPr>
+                <w:rFonts w:ascii="Arial" w:hAnsi="Arial"/>
+                <w:sz w:val="18"/>
+              </w:rPr>
+              <w:t xml:space="preserve"/>
+            </w:r>
+          </w:p>
+        </w:tc>
+      </w:tr>
+      <w:tr>
+        <w:tc>
+          <w:tcPr>
+            <w:tcW w:w="900" w:type="dxa"/>
+            <w:vAlign w:val="center"/>
+          </w:tcPr>
+          <w:p>
+            <w:pPr>
+              <w:jc w:val="center"/>
+              <w:spacing w:after="20" w:before="20" w:line="240" w:lineRule="auto"/>
+            </w:pPr>
+            <w:r>
+              <w:rPr>
+                <w:rFonts w:ascii="Arial" w:hAnsi="Arial"/>
+                <w:sz w:val="18"/>
+              </w:rPr>
+              <w:t xml:space="preserve">142</w:t>
+            </w:r>
+          </w:p>
+        </w:tc>
+        <w:tc>
+          <w:tcPr>
+            <w:tcW w:w="1700" w:type="dxa"/>
+            <w:vAlign w:val="center"/>
+          </w:tcPr>
+          <w:p>
+            <w:pPr>
+              <w:jc w:val="center"/>
+              <w:spacing w:after="20" w:before="20" w:line="240" w:lineRule="auto"/>
+            </w:pPr>
+            <w:r>
+              <w:rPr>
+                <w:rFonts w:ascii="Arial" w:hAnsi="Arial"/>
+                <w:sz w:val="18"/>
+              </w:rPr>
+              <w:t xml:space="preserve">AL CFO PM</w:t>
+            </w:r>
+          </w:p>
+        </w:tc>
+        <w:tc>
+          <w:tcPr>
+            <w:tcW w:w="4500" w:type="dxa"/>
+            <w:vAlign w:val="center"/>
+          </w:tcPr>
+          <w:p>
+            <w:pPr>
+              <w:jc w:val="left"/>
+              <w:spacing w:after="20" w:before="20" w:line="240" w:lineRule="auto"/>
+            </w:pPr>
+            <w:r>
+              <w:rPr>
+                <w:rFonts w:ascii="Arial" w:hAnsi="Arial"/>
+                <w:sz w:val="18"/>
+              </w:rPr>
+              <w:t xml:space="preserve">MAGALHÃES</w:t>
+            </w:r>
+          </w:p>
+        </w:tc>
+        <w:tc>
+          <w:tcPr>
+            <w:tcW w:w="2500" w:type="dxa"/>
+            <w:vAlign w:val="center"/>
+          </w:tcPr>
+          <w:p>
+            <w:pPr>
+              <w:jc w:val="left"/>
+              <w:spacing w:after="20" w:before="20" w:line="240" w:lineRule="auto"/>
+            </w:pPr>
+            <w:r>
+              <w:rPr>
+                <w:rFonts w:ascii="Arial" w:hAnsi="Arial"/>
+                <w:sz w:val="18"/>
+              </w:rPr>
+              <w:t xml:space="preserve"/>
+            </w:r>
+          </w:p>
+        </w:tc>
+      </w:tr>
+      <w:tr>
+        <w:tc>
+          <w:tcPr>
+            <w:tcW w:w="900" w:type="dxa"/>
+            <w:vAlign w:val="center"/>
+          </w:tcPr>
+          <w:p>
+            <w:pPr>
+              <w:jc w:val="center"/>
+              <w:spacing w:after="20" w:before="20" w:line="240" w:lineRule="auto"/>
+            </w:pPr>
+            <w:r>
+              <w:rPr>
+                <w:rFonts w:ascii="Arial" w:hAnsi="Arial"/>
+                <w:sz w:val="18"/>
+              </w:rPr>
+              <w:t xml:space="preserve">152</w:t>
+            </w:r>
+          </w:p>
+        </w:tc>
+        <w:tc>
+          <w:tcPr>
+            <w:tcW w:w="1700" w:type="dxa"/>
+            <w:vAlign w:val="center"/>
+          </w:tcPr>
+          <w:p>
+            <w:pPr>
+              <w:jc w:val="center"/>
+              <w:spacing w:after="20" w:before="20" w:line="240" w:lineRule="auto"/>
+            </w:pPr>
+            <w:r>
+              <w:rPr>
+                <w:rFonts w:ascii="Arial" w:hAnsi="Arial"/>
+                <w:sz w:val="18"/>
+              </w:rPr>
+              <w:t xml:space="preserve">AL CFO PM</w:t>
+            </w:r>
+          </w:p>
+        </w:tc>
+        <w:tc>
+          <w:tcPr>
+            <w:tcW w:w="4500" w:type="dxa"/>
+            <w:vAlign w:val="center"/>
+          </w:tcPr>
+          <w:p>
+            <w:pPr>
+              <w:jc w:val="left"/>
+              <w:spacing w:after="20" w:before="20" w:line="240" w:lineRule="auto"/>
+            </w:pPr>
+            <w:r>
+              <w:rPr>
+                <w:rFonts w:ascii="Arial" w:hAnsi="Arial"/>
+                <w:sz w:val="18"/>
+              </w:rPr>
+              <w:t xml:space="preserve">LÉLIS</w:t>
+            </w:r>
+          </w:p>
+        </w:tc>
+        <w:tc>
+          <w:tcPr>
+            <w:tcW w:w="2500" w:type="dxa"/>
+            <w:vAlign w:val="center"/>
+          </w:tcPr>
+          <w:p>
+            <w:pPr>
+              <w:jc w:val="left"/>
+              <w:spacing w:after="20" w:before="20" w:line="240" w:lineRule="auto"/>
+            </w:pPr>
+            <w:r>
+              <w:rPr>
+                <w:rFonts w:ascii="Arial" w:hAnsi="Arial"/>
+                <w:sz w:val="18"/>
+              </w:rPr>
+              <w:t xml:space="preserve"/>
+            </w:r>
+          </w:p>
+        </w:tc>
+      </w:tr>
+      <w:tr>
+        <w:tc>
+          <w:tcPr>
+            <w:tcW w:w="900" w:type="dxa"/>
+            <w:vAlign w:val="center"/>
+          </w:tcPr>
+          <w:p>
+            <w:pPr>
+              <w:jc w:val="center"/>
+              <w:spacing w:after="20" w:before="20" w:line="240" w:lineRule="auto"/>
+            </w:pPr>
+            <w:r>
+              <w:rPr>
+                <w:rFonts w:ascii="Arial" w:hAnsi="Arial"/>
+                <w:sz w:val="18"/>
+              </w:rPr>
+              <w:t xml:space="preserve">164</w:t>
+            </w:r>
+          </w:p>
+        </w:tc>
+        <w:tc>
+          <w:tcPr>
+            <w:tcW w:w="1700" w:type="dxa"/>
+            <w:vAlign w:val="center"/>
+          </w:tcPr>
+          <w:p>
+            <w:pPr>
+              <w:jc w:val="center"/>
+              <w:spacing w:after="20" w:before="20" w:line="240" w:lineRule="auto"/>
+            </w:pPr>
+            <w:r>
+              <w:rPr>
+                <w:rFonts w:ascii="Arial" w:hAnsi="Arial"/>
+                <w:sz w:val="18"/>
+              </w:rPr>
+              <w:t xml:space="preserve">AL CFO PM</w:t>
+            </w:r>
+          </w:p>
+        </w:tc>
+        <w:tc>
+          <w:tcPr>
+            <w:tcW w:w="4500" w:type="dxa"/>
+            <w:vAlign w:val="center"/>
+          </w:tcPr>
+          <w:p>
+            <w:pPr>
+              <w:jc w:val="left"/>
+              <w:spacing w:after="20" w:before="20" w:line="240" w:lineRule="auto"/>
+            </w:pPr>
+            <w:r>
+              <w:rPr>
+                <w:rFonts w:ascii="Arial" w:hAnsi="Arial"/>
+                <w:sz w:val="18"/>
+              </w:rPr>
+              <w:t xml:space="preserve">ROBSON MELO</w:t>
+            </w:r>
+          </w:p>
+        </w:tc>
+        <w:tc>
+          <w:tcPr>
+            <w:tcW w:w="2500" w:type="dxa"/>
+            <w:vAlign w:val="center"/>
+          </w:tcPr>
+          <w:p>
+            <w:pPr>
+              <w:jc w:val="left"/>
+              <w:spacing w:after="20" w:before="20" w:line="240" w:lineRule="auto"/>
+            </w:pPr>
+            <w:r>
+              <w:rPr>
+                <w:rFonts w:ascii="Arial" w:hAnsi="Arial"/>
+                <w:sz w:val="18"/>
+              </w:rPr>
+              <w:t xml:space="preserve"/>
+            </w:r>
+          </w:p>
+        </w:tc>
+      </w:tr>
+      <w:tr>
+        <w:tc>
+          <w:tcPr>
+            <w:tcW w:w="900" w:type="dxa"/>
+            <w:vAlign w:val="center"/>
+          </w:tcPr>
+          <w:p>
+            <w:pPr>
+              <w:jc w:val="center"/>
+              <w:spacing w:after="20" w:before="20" w:line="240" w:lineRule="auto"/>
+            </w:pPr>
+            <w:r>
+              <w:rPr>
+                <w:rFonts w:ascii="Arial" w:hAnsi="Arial"/>
+                <w:sz w:val="18"/>
+              </w:rPr>
+              <w:t xml:space="preserve">168</w:t>
+            </w:r>
+          </w:p>
+        </w:tc>
+        <w:tc>
+          <w:tcPr>
+            <w:tcW w:w="1700" w:type="dxa"/>
+            <w:vAlign w:val="center"/>
+          </w:tcPr>
+          <w:p>
+            <w:pPr>
+              <w:jc w:val="center"/>
+              <w:spacing w:after="20" w:before="20" w:line="240" w:lineRule="auto"/>
+            </w:pPr>
+            <w:r>
+              <w:rPr>
+                <w:rFonts w:ascii="Arial" w:hAnsi="Arial"/>
+                <w:sz w:val="18"/>
+              </w:rPr>
+              <w:t xml:space="preserve">AL CFO PM</w:t>
+            </w:r>
+          </w:p>
+        </w:tc>
+        <w:tc>
+          <w:tcPr>
+            <w:tcW w:w="4500" w:type="dxa"/>
+            <w:vAlign w:val="center"/>
+          </w:tcPr>
+          <w:p>
+            <w:pPr>
+              <w:jc w:val="left"/>
+              <w:spacing w:after="20" w:before="20" w:line="240" w:lineRule="auto"/>
+            </w:pPr>
+            <w:r>
+              <w:rPr>
+                <w:rFonts w:ascii="Arial" w:hAnsi="Arial"/>
+                <w:sz w:val="18"/>
+              </w:rPr>
+              <w:t xml:space="preserve">MATHEUS SILVA</w:t>
+            </w:r>
+          </w:p>
+        </w:tc>
+        <w:tc>
+          <w:tcPr>
+            <w:tcW w:w="2500" w:type="dxa"/>
+            <w:vAlign w:val="center"/>
+          </w:tcPr>
+          <w:p>
+            <w:pPr>
+              <w:jc w:val="left"/>
+              <w:spacing w:after="20" w:before="20" w:line="240" w:lineRule="auto"/>
+            </w:pPr>
+            <w:r>
+              <w:rPr>
+                <w:rFonts w:ascii="Arial" w:hAnsi="Arial"/>
+                <w:sz w:val="18"/>
+              </w:rPr>
+              <w:t xml:space="preserve"/>
+            </w:r>
+          </w:p>
+        </w:tc>
+      </w:tr>
+      <w:tr>
+        <w:tc>
+          <w:tcPr>
+            <w:tcW w:w="900" w:type="dxa"/>
+            <w:vAlign w:val="center"/>
+          </w:tcPr>
+          <w:p>
+            <w:pPr>
+              <w:jc w:val="center"/>
+              <w:spacing w:after="20" w:before="20" w:line="240" w:lineRule="auto"/>
+            </w:pPr>
+            <w:r>
+              <w:rPr>
+                <w:rFonts w:ascii="Arial" w:hAnsi="Arial"/>
+                <w:sz w:val="18"/>
+              </w:rPr>
+              <w:t xml:space="preserve">178</w:t>
+            </w:r>
+          </w:p>
+        </w:tc>
+        <w:tc>
+          <w:tcPr>
+            <w:tcW w:w="1700" w:type="dxa"/>
+            <w:vAlign w:val="center"/>
+          </w:tcPr>
+          <w:p>
+            <w:pPr>
+              <w:jc w:val="center"/>
+              <w:spacing w:after="20" w:before="20" w:line="240" w:lineRule="auto"/>
+            </w:pPr>
+            <w:r>
+              <w:rPr>
+                <w:rFonts w:ascii="Arial" w:hAnsi="Arial"/>
+                <w:sz w:val="18"/>
+              </w:rPr>
+              <w:t xml:space="preserve">AL CFO PM</w:t>
+            </w:r>
+          </w:p>
+        </w:tc>
+        <w:tc>
+          <w:tcPr>
+            <w:tcW w:w="4500" w:type="dxa"/>
+            <w:vAlign w:val="center"/>
+          </w:tcPr>
+          <w:p>
+            <w:pPr>
+              <w:jc w:val="left"/>
+              <w:spacing w:after="20" w:before="20" w:line="240" w:lineRule="auto"/>
+            </w:pPr>
+            <w:r>
+              <w:rPr>
+                <w:rFonts w:ascii="Arial" w:hAnsi="Arial"/>
+                <w:sz w:val="18"/>
+              </w:rPr>
+              <w:t xml:space="preserve">GABRIEL SILVA</w:t>
+            </w:r>
+          </w:p>
+        </w:tc>
+        <w:tc>
+          <w:tcPr>
+            <w:tcW w:w="2500" w:type="dxa"/>
+            <w:vAlign w:val="center"/>
+          </w:tcPr>
+          <w:p>
+            <w:pPr>
+              <w:jc w:val="left"/>
+              <w:spacing w:after="20" w:before="20" w:line="240" w:lineRule="auto"/>
+            </w:pPr>
+            <w:r>
+              <w:rPr>
+                <w:rFonts w:ascii="Arial" w:hAnsi="Arial"/>
+                <w:sz w:val="18"/>
+              </w:rPr>
+              <w:t xml:space="preserve"/>
+            </w:r>
+          </w:p>
+        </w:tc>
+      </w:tr>
+      <w:tr>
+        <w:tc>
+          <w:tcPr>
+            <w:tcW w:w="900" w:type="dxa"/>
+            <w:vAlign w:val="center"/>
+          </w:tcPr>
+          <w:p>
+            <w:pPr>
+              <w:jc w:val="center"/>
+              <w:spacing w:after="20" w:before="20" w:line="240" w:lineRule="auto"/>
+            </w:pPr>
+            <w:r>
+              <w:rPr>
+                <w:rFonts w:ascii="Arial" w:hAnsi="Arial"/>
+                <w:sz w:val="18"/>
+              </w:rPr>
+              <w:t xml:space="preserve">183</w:t>
+            </w:r>
+          </w:p>
+        </w:tc>
+        <w:tc>
+          <w:tcPr>
+            <w:tcW w:w="1700" w:type="dxa"/>
+            <w:vAlign w:val="center"/>
+          </w:tcPr>
+          <w:p>
+            <w:pPr>
+              <w:jc w:val="center"/>
+              <w:spacing w:after="20" w:before="20" w:line="240" w:lineRule="auto"/>
+            </w:pPr>
+            <w:r>
+              <w:rPr>
+                <w:rFonts w:ascii="Arial" w:hAnsi="Arial"/>
+                <w:sz w:val="18"/>
+              </w:rPr>
+              <w:t xml:space="preserve">AL CFO PM</w:t>
+            </w:r>
+          </w:p>
+        </w:tc>
+        <w:tc>
+          <w:tcPr>
+            <w:tcW w:w="4500" w:type="dxa"/>
+            <w:vAlign w:val="center"/>
+          </w:tcPr>
+          <w:p>
+            <w:pPr>
+              <w:jc w:val="left"/>
+              <w:spacing w:after="20" w:before="20" w:line="240" w:lineRule="auto"/>
+            </w:pPr>
+            <w:r>
+              <w:rPr>
+                <w:rFonts w:ascii="Arial" w:hAnsi="Arial"/>
+                <w:sz w:val="18"/>
+              </w:rPr>
+              <w:t xml:space="preserve">LÉIA</w:t>
+            </w:r>
+          </w:p>
+        </w:tc>
+        <w:tc>
+          <w:tcPr>
+            <w:tcW w:w="2500" w:type="dxa"/>
+            <w:vAlign w:val="center"/>
+          </w:tcPr>
+          <w:p>
+            <w:pPr>
+              <w:jc w:val="left"/>
+              <w:spacing w:after="20" w:before="20" w:line="240" w:lineRule="auto"/>
+            </w:pPr>
+            <w:r>
+              <w:rPr>
+                <w:rFonts w:ascii="Arial" w:hAnsi="Arial"/>
+                <w:sz w:val="18"/>
+              </w:rPr>
+              <w:t xml:space="preserve"/>
+            </w:r>
+          </w:p>
+        </w:tc>
+      </w:tr>
+      <w:tr>
+        <w:tc>
+          <w:tcPr>
+            <w:tcW w:w="900" w:type="dxa"/>
+            <w:vAlign w:val="center"/>
+          </w:tcPr>
+          <w:p>
+            <w:pPr>
+              <w:jc w:val="center"/>
+              <w:spacing w:after="20" w:before="20" w:line="240" w:lineRule="auto"/>
+            </w:pPr>
+            <w:r>
+              <w:rPr>
+                <w:rFonts w:ascii="Arial" w:hAnsi="Arial"/>
+                <w:sz w:val="18"/>
+              </w:rPr>
+              <w:t xml:space="preserve">185</w:t>
+            </w:r>
+          </w:p>
+        </w:tc>
+        <w:tc>
+          <w:tcPr>
+            <w:tcW w:w="1700" w:type="dxa"/>
+            <w:vAlign w:val="center"/>
+          </w:tcPr>
+          <w:p>
+            <w:pPr>
+              <w:jc w:val="center"/>
+              <w:spacing w:after="20" w:before="20" w:line="240" w:lineRule="auto"/>
+            </w:pPr>
+            <w:r>
+              <w:rPr>
+                <w:rFonts w:ascii="Arial" w:hAnsi="Arial"/>
+                <w:sz w:val="18"/>
+              </w:rPr>
+              <w:t xml:space="preserve">AL CFO PM</w:t>
+            </w:r>
+          </w:p>
+        </w:tc>
+        <w:tc>
+          <w:tcPr>
+            <w:tcW w:w="4500" w:type="dxa"/>
+            <w:vAlign w:val="center"/>
+          </w:tcPr>
+          <w:p>
+            <w:pPr>
+              <w:jc w:val="left"/>
+              <w:spacing w:after="20" w:before="20" w:line="240" w:lineRule="auto"/>
+            </w:pPr>
+            <w:r>
+              <w:rPr>
+                <w:rFonts w:ascii="Arial" w:hAnsi="Arial"/>
+                <w:sz w:val="18"/>
+              </w:rPr>
+              <w:t xml:space="preserve">VINÍCIUS KAIRÊ</w:t>
+            </w:r>
+          </w:p>
+        </w:tc>
+        <w:tc>
+          <w:tcPr>
+            <w:tcW w:w="2500" w:type="dxa"/>
+            <w:vAlign w:val="center"/>
+          </w:tcPr>
+          <w:p>
+            <w:pPr>
+              <w:jc w:val="left"/>
+              <w:spacing w:after="20" w:before="20" w:line="240" w:lineRule="auto"/>
+            </w:pPr>
+            <w:r>
+              <w:rPr>
+                <w:rFonts w:ascii="Arial" w:hAnsi="Arial"/>
+                <w:sz w:val="18"/>
+              </w:rPr>
+              <w:t xml:space="preserve"/>
+            </w:r>
+          </w:p>
+        </w:tc>
+      </w:tr>
+      <w:tr>
+        <w:tc>
+          <w:tcPr>
+            <w:tcW w:w="900" w:type="dxa"/>
+            <w:vAlign w:val="center"/>
+          </w:tcPr>
+          <w:p>
+            <w:pPr>
+              <w:jc w:val="center"/>
+              <w:spacing w:after="20" w:before="20" w:line="240" w:lineRule="auto"/>
+            </w:pPr>
+            <w:r>
+              <w:rPr>
+                <w:rFonts w:ascii="Arial" w:hAnsi="Arial"/>
+                <w:sz w:val="18"/>
+              </w:rPr>
+              <w:t xml:space="preserve">187</w:t>
+            </w:r>
+          </w:p>
+        </w:tc>
+        <w:tc>
+          <w:tcPr>
+            <w:tcW w:w="1700" w:type="dxa"/>
+            <w:vAlign w:val="center"/>
+          </w:tcPr>
+          <w:p>
+            <w:pPr>
+              <w:jc w:val="center"/>
+              <w:spacing w:after="20" w:before="20" w:line="240" w:lineRule="auto"/>
+            </w:pPr>
+            <w:r>
+              <w:rPr>
+                <w:rFonts w:ascii="Arial" w:hAnsi="Arial"/>
+                <w:sz w:val="18"/>
+              </w:rPr>
+              <w:t xml:space="preserve">AL CFO PM</w:t>
+            </w:r>
+          </w:p>
+        </w:tc>
+        <w:tc>
+          <w:tcPr>
+            <w:tcW w:w="4500" w:type="dxa"/>
+            <w:vAlign w:val="center"/>
+          </w:tcPr>
+          <w:p>
+            <w:pPr>
+              <w:jc w:val="left"/>
+              <w:spacing w:after="20" w:before="20" w:line="240" w:lineRule="auto"/>
+            </w:pPr>
+            <w:r>
+              <w:rPr>
+                <w:rFonts w:ascii="Arial" w:hAnsi="Arial"/>
+                <w:sz w:val="18"/>
+              </w:rPr>
+              <w:t xml:space="preserve">HEMERSON FILHO</w:t>
+            </w:r>
+          </w:p>
+        </w:tc>
+        <w:tc>
+          <w:tcPr>
+            <w:tcW w:w="2500" w:type="dxa"/>
+            <w:vAlign w:val="center"/>
+          </w:tcPr>
+          <w:p>
+            <w:pPr>
+              <w:jc w:val="left"/>
+              <w:spacing w:after="20" w:before="20" w:line="240" w:lineRule="auto"/>
+            </w:pPr>
+            <w:r>
+              <w:rPr>
+                <w:rFonts w:ascii="Arial" w:hAnsi="Arial"/>
+                <w:sz w:val="18"/>
+              </w:rPr>
+              <w:t xml:space="preserve"/>
+            </w:r>
+          </w:p>
+        </w:tc>
+      </w:tr>
+      <w:tr>
+        <w:tc>
+          <w:tcPr>
+            <w:tcW w:w="900" w:type="dxa"/>
+            <w:vAlign w:val="center"/>
+          </w:tcPr>
+          <w:p>
+            <w:pPr>
+              <w:jc w:val="center"/>
+              <w:spacing w:after="20" w:before="20" w:line="240" w:lineRule="auto"/>
+            </w:pPr>
+            <w:r>
+              <w:rPr>
+                <w:rFonts w:ascii="Arial" w:hAnsi="Arial"/>
+                <w:sz w:val="18"/>
+              </w:rPr>
+              <w:t xml:space="preserve">192</w:t>
+            </w:r>
+          </w:p>
+        </w:tc>
+        <w:tc>
+          <w:tcPr>
+            <w:tcW w:w="1700" w:type="dxa"/>
+            <w:vAlign w:val="center"/>
+          </w:tcPr>
+          <w:p>
+            <w:pPr>
+              <w:jc w:val="center"/>
+              <w:spacing w:after="20" w:before="20" w:line="240" w:lineRule="auto"/>
+            </w:pPr>
+            <w:r>
+              <w:rPr>
+                <w:rFonts w:ascii="Arial" w:hAnsi="Arial"/>
+                <w:sz w:val="18"/>
+              </w:rPr>
+              <w:t xml:space="preserve">AL CFO PM</w:t>
+            </w:r>
+          </w:p>
+        </w:tc>
+        <w:tc>
+          <w:tcPr>
+            <w:tcW w:w="4500" w:type="dxa"/>
+            <w:vAlign w:val="center"/>
+          </w:tcPr>
+          <w:p>
+            <w:pPr>
+              <w:jc w:val="left"/>
+              <w:spacing w:after="20" w:before="20" w:line="240" w:lineRule="auto"/>
+            </w:pPr>
+            <w:r>
+              <w:rPr>
+                <w:rFonts w:ascii="Arial" w:hAnsi="Arial"/>
+                <w:sz w:val="18"/>
+              </w:rPr>
+              <w:t xml:space="preserve">JOSÉ BARBOSA</w:t>
+            </w:r>
+          </w:p>
+        </w:tc>
+        <w:tc>
+          <w:tcPr>
+            <w:tcW w:w="2500" w:type="dxa"/>
+            <w:vAlign w:val="center"/>
+          </w:tcPr>
+          <w:p>
+            <w:pPr>
+              <w:jc w:val="left"/>
+              <w:spacing w:after="20" w:before="20" w:line="240" w:lineRule="auto"/>
+            </w:pPr>
+            <w:r>
+              <w:rPr>
+                <w:rFonts w:ascii="Arial" w:hAnsi="Arial"/>
+                <w:sz w:val="18"/>
+              </w:rPr>
+              <w:t xml:space="preserve"/>
+            </w:r>
+          </w:p>
+        </w:tc>
+      </w:tr>
+      <w:tr>
+        <w:tc>
+          <w:tcPr>
+            <w:tcW w:w="900" w:type="dxa"/>
+            <w:vAlign w:val="center"/>
+          </w:tcPr>
+          <w:p>
+            <w:pPr>
+              <w:jc w:val="center"/>
+              <w:spacing w:after="20" w:before="20" w:line="240" w:lineRule="auto"/>
+            </w:pPr>
+            <w:r>
+              <w:rPr>
+                <w:rFonts w:ascii="Arial" w:hAnsi="Arial"/>
+                <w:sz w:val="18"/>
+              </w:rPr>
+              <w:t xml:space="preserve">210</w:t>
+            </w:r>
+          </w:p>
+        </w:tc>
+        <w:tc>
+          <w:tcPr>
+            <w:tcW w:w="1700" w:type="dxa"/>
+            <w:vAlign w:val="center"/>
+          </w:tcPr>
+          <w:p>
+            <w:pPr>
+              <w:jc w:val="center"/>
+              <w:spacing w:after="20" w:before="20" w:line="240" w:lineRule="auto"/>
+            </w:pPr>
+            <w:r>
+              <w:rPr>
+                <w:rFonts w:ascii="Arial" w:hAnsi="Arial"/>
+                <w:sz w:val="18"/>
+              </w:rPr>
+              <w:t xml:space="preserve">AL CFO PM</w:t>
+            </w:r>
+          </w:p>
+        </w:tc>
+        <w:tc>
+          <w:tcPr>
+            <w:tcW w:w="4500" w:type="dxa"/>
+            <w:vAlign w:val="center"/>
+          </w:tcPr>
+          <w:p>
+            <w:pPr>
+              <w:jc w:val="left"/>
+              <w:spacing w:after="20" w:before="20" w:line="240" w:lineRule="auto"/>
+            </w:pPr>
+            <w:r>
+              <w:rPr>
+                <w:rFonts w:ascii="Arial" w:hAnsi="Arial"/>
+                <w:sz w:val="18"/>
+              </w:rPr>
+              <w:t xml:space="preserve">ANDRÉ JÚNIOR</w:t>
             </w:r>
           </w:p>
         </w:tc>
@@ -487,7 +2203,7 @@
                 <w:sz w:val="18"/>
                 <w:b/>
               </w:rPr>
-              <w:t xml:space="preserve">TOTAL PLANTÃO: 3</w:t>
+              <w:t xml:space="preserve">TOTAL PLANTÃO: 25</w:t>
             </w:r>
           </w:p>
         </w:tc>
